--- a/eng/docx/61.content.docx
+++ b/eng/docx/61.content.docx
@@ -28,49 +28,15 @@
       </w:r>
     </w:p>
     <w:p>
-      <w:pPr>
-        <w:pStyle w:val="Heading2"/>
-      </w:pPr>
-      <w:r>
-        <w:rPr>
-          <w:lang w:val="en_US" w:bidi="en_US"/>
-        </w:rPr>
-        <w:t>License Information</w:t>
-      </w:r>
-      <w:r>
-        <w:rPr>
-          <w:lang w:val="en_US" w:bidi="en_US"/>
-        </w:rPr>
-      </w:r>
-    </w:p>
-    <w:p>
-      <w:pPr/>
-      <w:r>
-        <w:rPr>
-          <w:lang w:val="en_US" w:bidi="en_US"/>
-        </w:rPr>
-      </w:r>
-      <w:r>
-        <w:rPr>
-          <w:b/>
-          <w:lang w:val="en_US" w:bidi="en_US"/>
-        </w:rPr>
-        <w:t>Translation Notes (unfoldingWord)</w:t>
-      </w:r>
-      <w:r>
-        <w:rPr>
-          <w:lang w:val="en_US" w:bidi="en_US"/>
-        </w:rPr>
-        <w:t xml:space="preserve"> is based on</w:t>
-      </w:r>
-      <w:r>
-        <w:rPr>
-          <w:lang w:val="en_US" w:bidi="en_US"/>
-        </w:rPr>
-        <w:t xml:space="preserve">: </w:t>
-      </w:r>
-      <w:r>
-        <w:rPr>
+      <w:pPr/>
+      <w:r>
+        <w:rPr>
+          <w:lang w:val="en_US" w:bidi="en_US"/>
+        </w:rPr>
+      </w:r>
+      <w:r>
+        <w:rPr>
+          <w:b/>
           <w:lang w:val="en_US" w:bidi="en_US"/>
         </w:rPr>
         <w:t>unfoldingWord® Translation Notes</w:t>
@@ -79,62 +45,31 @@
         <w:rPr>
           <w:lang w:val="en_US" w:bidi="en_US"/>
         </w:rPr>
-        <w:t xml:space="preserve">, </w:t>
-      </w:r>
-      <w:hyperlink r:id="rId13">
-        <w:r>
-          <w:rPr>
-            <w:lang w:val="en_US" w:bidi="en_US"/>
-          </w:rPr>
-          <w:rPr>
-            <w:color w:val="0000EE"/>
-            <w:u w:val="single"/>
-          </w:rPr>
-          <w:t>unfoldingWord</w:t>
-        </w:r>
-      </w:hyperlink>
-      <w:r>
-        <w:rPr>
-          <w:lang w:val="en_US" w:bidi="en_US"/>
-        </w:rPr>
-        <w:t xml:space="preserve">, 2022, which is licensed under a </w:t>
-      </w:r>
-      <w:hyperlink r:id="rId14">
-        <w:r>
-          <w:rPr>
-            <w:lang w:val="en_US" w:bidi="en_US"/>
-          </w:rPr>
-          <w:rPr>
-            <w:color w:val="0000EE"/>
-            <w:u w:val="single"/>
-          </w:rPr>
-          <w:t>CC BY-SA 4.0 license</w:t>
-        </w:r>
-      </w:hyperlink>
-      <w:r>
-        <w:rPr>
-          <w:lang w:val="en_US" w:bidi="en_US"/>
-        </w:rPr>
-        <w:t>.</w:t>
-      </w:r>
-      <w:r>
-        <w:rPr>
-          <w:lang w:val="en_US" w:bidi="en_US"/>
-        </w:rPr>
-      </w:r>
-    </w:p>
-    <w:p>
-      <w:pPr/>
-      <w:r>
-        <w:rPr>
-          <w:lang w:val="en_US" w:bidi="en_US"/>
-        </w:rPr>
-      </w:r>
-      <w:r>
-        <w:rPr>
-          <w:lang w:val="en_US" w:bidi="en_US"/>
-        </w:rPr>
-        <w:t>This PDF version is provided under the same license.</w:t>
+        <w:t xml:space="preserve"> © 2022 unfoldingWord. Released under CC BY-SA 4.0 license. </w:t>
+      </w:r>
+      <w:r>
+        <w:rPr>
+          <w:lang w:val="en_US" w:bidi="en_US"/>
+        </w:rPr>
+        <w:t>unfoldingWord® Translation Notes</w:t>
+      </w:r>
+      <w:r>
+        <w:rPr>
+          <w:lang w:val="en_US" w:bidi="en_US"/>
+        </w:rPr>
+        <w:t xml:space="preserve"> has been adapted in the following languages: Tok Pisin, Arabic (عربي), French (Français), Hindi (हिंदी), Indonesian (Bahasa Indonesia), Portuguese (Português), Russian (Русский), Spanish (Español), Swahili (Kiswahili), and Simplified Chinese (简体中文) from </w:t>
+      </w:r>
+      <w:r>
+        <w:rPr>
+          <w:lang w:val="en_US" w:bidi="en_US"/>
+        </w:rPr>
+        <w:t>unfoldingWord® Translation Notes</w:t>
+      </w:r>
+      <w:r>
+        <w:rPr>
+          <w:lang w:val="en_US" w:bidi="en_US"/>
+        </w:rPr>
+        <w:t xml:space="preserve"> © 2022 unfoldingWord. Released under CC BY-SA 4.0 license by Mission Mutual</w:t>
       </w:r>
       <w:r>
         <w:rPr>
@@ -2167,7 +2102,7 @@
         </w:rPr>
         <w:t xml:space="preserve"> indicates that this verse provides the reason for the expected result, which is Peter’s command in </w:t>
       </w:r>
-      <w:hyperlink r:id="rId15">
+      <w:hyperlink r:id="rId13">
         <w:r>
           <w:rPr>
             <w:lang w:val="en_US" w:bidi="en_US"/>
@@ -7151,7 +7086,7 @@
         </w:rPr>
         <w:t xml:space="preserve"> here indicates that Peter is giving a reason why his audience should obey the command given in </w:t>
       </w:r>
-      <w:hyperlink r:id="rId15">
+      <w:hyperlink r:id="rId13">
         <w:r>
           <w:rPr>
             <w:lang w:val="en_US" w:bidi="en_US"/>
@@ -7378,7 +7313,7 @@
         </w:rPr>
         <w:t xml:space="preserve"> refers back to the faith, goodness, knowledge, self-control, endurance, godliness, brotherly affection, and love which Peter mentioned in </w:t>
       </w:r>
-      <w:hyperlink r:id="rId15">
+      <w:hyperlink r:id="rId13">
         <w:r>
           <w:rPr>
             <w:lang w:val="en_US" w:bidi="en_US"/>
@@ -7958,7 +7893,7 @@
         </w:rPr>
         <w:t xml:space="preserve"> indicates that Peter is giving another reason why his audience should obey the command given in </w:t>
       </w:r>
-      <w:hyperlink r:id="rId15">
+      <w:hyperlink r:id="rId13">
         <w:r>
           <w:rPr>
             <w:lang w:val="en_US" w:bidi="en_US"/>
@@ -7976,7 +7911,7 @@
         </w:rPr>
         <w:t xml:space="preserve">. Peter gave a positive reason in </w:t>
       </w:r>
-      <w:hyperlink r:id="rId16">
+      <w:hyperlink r:id="rId14">
         <w:r>
           <w:rPr>
             <w:lang w:val="en_US" w:bidi="en_US"/>
@@ -8216,7 +8151,7 @@
         </w:rPr>
         <w:t xml:space="preserve"> refers back to the faith, goodness, knowledge, self-control, endurance, godliness, brotherly affection, and love, which Peter mentioned in </w:t>
       </w:r>
-      <w:hyperlink r:id="rId15">
+      <w:hyperlink r:id="rId13">
         <w:r>
           <w:rPr>
             <w:lang w:val="en_US" w:bidi="en_US"/>
@@ -8978,7 +8913,7 @@
         </w:rPr>
         <w:t xml:space="preserve"> to introduce a description of what his readers should do as a result of what he has just said. He is referring specifically to the two reasons for obedience given in </w:t>
       </w:r>
-      <w:hyperlink r:id="rId17">
+      <w:hyperlink r:id="rId15">
         <w:r>
           <w:rPr>
             <w:lang w:val="en_US" w:bidi="en_US"/>
@@ -9466,7 +9401,7 @@
         </w:rPr>
         <w:t xml:space="preserve"> refers back to the faith, goodness, knowledge, self-control, endurance, godliness, brotherly affection, and love which Peter mentioned in </w:t>
       </w:r>
-      <w:hyperlink r:id="rId15">
+      <w:hyperlink r:id="rId13">
         <w:r>
           <w:rPr>
             <w:lang w:val="en_US" w:bidi="en_US"/>
@@ -9874,7 +9809,7 @@
         </w:rPr>
         <w:t xml:space="preserve"> indicates that Peter is giving a reason why his readers should want to obey the commands given in </w:t>
       </w:r>
-      <w:hyperlink r:id="rId15">
+      <w:hyperlink r:id="rId13">
         <w:r>
           <w:rPr>
             <w:lang w:val="en_US" w:bidi="en_US"/>
@@ -9892,7 +9827,7 @@
         </w:rPr>
         <w:t xml:space="preserve"> and </w:t>
       </w:r>
-      <w:hyperlink r:id="rId18">
+      <w:hyperlink r:id="rId16">
         <w:r>
           <w:rPr>
             <w:lang w:val="en_US" w:bidi="en_US"/>
@@ -10021,7 +9956,7 @@
         </w:rPr>
         <w:t xml:space="preserve"> refers back to the way of living that includes the faith, goodness, knowledge, self-control, endurance, godliness, brotherly affection, and love, which Peter mentioned in </w:t>
       </w:r>
-      <w:hyperlink r:id="rId15">
+      <w:hyperlink r:id="rId13">
         <w:r>
           <w:rPr>
             <w:lang w:val="en_US" w:bidi="en_US"/>
@@ -10359,7 +10294,7 @@
         </w:rPr>
         <w:t xml:space="preserve"> to introduce the purpose of his letter. In order to encourage his readers to do everything he has said in </w:t>
       </w:r>
-      <w:hyperlink r:id="rId19">
+      <w:hyperlink r:id="rId17">
         <w:r>
           <w:rPr>
             <w:lang w:val="en_US" w:bidi="en_US"/>
@@ -10377,7 +10312,7 @@
         </w:rPr>
         <w:t xml:space="preserve">, and especially because of the promise in </w:t>
       </w:r>
-      <w:hyperlink r:id="rId20">
+      <w:hyperlink r:id="rId18">
         <w:r>
           <w:rPr>
             <w:lang w:val="en_US" w:bidi="en_US"/>
@@ -10506,7 +10441,7 @@
         </w:rPr>
         <w:t xml:space="preserve"> refers back to what Peter has stated in the previous verses, specifically to faith, goodness, knowledge, self-control, endurance, godliness, brotherly affection, and love, which Peter mentioned in </w:t>
       </w:r>
-      <w:hyperlink r:id="rId15">
+      <w:hyperlink r:id="rId13">
         <w:r>
           <w:rPr>
             <w:lang w:val="en_US" w:bidi="en_US"/>
@@ -11595,7 +11530,7 @@
         </w:rPr>
         <w:t xml:space="preserve">In this clause Peter is giving a reason why he will always remind his audience of doctrinal truths in this letter, specifically faith, goodness, knowledge, self-control, endurance, godliness, brotherly affection, and love, which Peter mentioned in </w:t>
       </w:r>
-      <w:hyperlink r:id="rId15">
+      <w:hyperlink r:id="rId13">
         <w:r>
           <w:rPr>
             <w:lang w:val="en_US" w:bidi="en_US"/>
@@ -12232,7 +12167,7 @@
         </w:rPr>
         <w:t xml:space="preserve"> refers to what Peter has said in the previous verses, specifically the faith, goodness, knowledge, self-control, endurance, godliness, brotherly affection, and love which Peter mentioned in </w:t>
       </w:r>
-      <w:hyperlink r:id="rId15">
+      <w:hyperlink r:id="rId13">
         <w:r>
           <w:rPr>
             <w:lang w:val="en_US" w:bidi="en_US"/>
@@ -12472,7 +12407,7 @@
         </w:rPr>
         <w:t xml:space="preserve"> indicates that in </w:t>
       </w:r>
-      <w:hyperlink r:id="rId21">
+      <w:hyperlink r:id="rId19">
         <w:r>
           <w:rPr>
             <w:lang w:val="en_US" w:bidi="en_US"/>
@@ -12490,7 +12425,7 @@
         </w:rPr>
         <w:t xml:space="preserve"> Peter explains to the believers why they should remember “these things,” which were mentioned in </w:t>
       </w:r>
-      <w:hyperlink r:id="rId15">
+      <w:hyperlink r:id="rId13">
         <w:r>
           <w:rPr>
             <w:lang w:val="en_US" w:bidi="en_US"/>
@@ -13328,7 +13263,7 @@
         </w:rPr>
         <w:t xml:space="preserve"> indicates that what follows in </w:t>
       </w:r>
-      <w:hyperlink r:id="rId22">
+      <w:hyperlink r:id="rId20">
         <w:r>
           <w:rPr>
             <w:lang w:val="en_US" w:bidi="en_US"/>
@@ -14868,7 +14803,7 @@
         </w:rPr>
         <w:t xml:space="preserve"> could refer to: (1) something that is extremely reliable. In this case, Peter is saying in </w:t>
       </w:r>
-      <w:hyperlink r:id="rId23">
+      <w:hyperlink r:id="rId21">
         <w:r>
           <w:rPr>
             <w:lang w:val="en_US" w:bidi="en_US"/>
@@ -19787,7 +19722,7 @@
         </w:rPr>
         <w:t xml:space="preserve"> refers to the false teachers introduced in </w:t>
       </w:r>
-      <w:hyperlink r:id="rId24">
+      <w:hyperlink r:id="rId22">
         <w:r>
           <w:rPr>
             <w:lang w:val="en_US" w:bidi="en_US"/>
@@ -19916,7 +19851,7 @@
         </w:rPr>
         <w:t xml:space="preserve"> refers to the false teachers introduced in </w:t>
       </w:r>
-      <w:hyperlink r:id="rId24">
+      <w:hyperlink r:id="rId22">
         <w:r>
           <w:rPr>
             <w:lang w:val="en_US" w:bidi="en_US"/>
@@ -20685,7 +20620,7 @@
         </w:rPr>
         <w:t xml:space="preserve"> indicates the beginning of a conditional sentence that extends from </w:t>
       </w:r>
-      <w:hyperlink r:id="rId25">
+      <w:hyperlink r:id="rId23">
         <w:r>
           <w:rPr>
             <w:lang w:val="en_US" w:bidi="en_US"/>
@@ -20703,7 +20638,7 @@
         </w:rPr>
         <w:t xml:space="preserve"> to </w:t>
       </w:r>
-      <w:hyperlink r:id="rId26">
+      <w:hyperlink r:id="rId24">
         <w:r>
           <w:rPr>
             <w:lang w:val="en_US" w:bidi="en_US"/>
@@ -21981,7 +21916,7 @@
         </w:rPr>
         <w:t xml:space="preserve"> indicates the beginning of the second condition in a conditional sentence that extends from </w:t>
       </w:r>
-      <w:hyperlink r:id="rId25">
+      <w:hyperlink r:id="rId23">
         <w:r>
           <w:rPr>
             <w:lang w:val="en_US" w:bidi="en_US"/>
@@ -21999,7 +21934,7 @@
         </w:rPr>
         <w:t xml:space="preserve"> to </w:t>
       </w:r>
-      <w:hyperlink r:id="rId26">
+      <w:hyperlink r:id="rId24">
         <w:r>
           <w:rPr>
             <w:lang w:val="en_US" w:bidi="en_US"/>
@@ -22226,7 +22161,7 @@
         </w:rPr>
         <w:t xml:space="preserve">As in </w:t>
       </w:r>
-      <w:hyperlink r:id="rId25">
+      <w:hyperlink r:id="rId23">
         <w:r>
           <w:rPr>
             <w:lang w:val="en_US" w:bidi="en_US"/>
@@ -23079,7 +23014,7 @@
         </w:rPr>
         <w:t xml:space="preserve"> indicates the beginning of the third condition in a conditional sentence that extends from </w:t>
       </w:r>
-      <w:hyperlink r:id="rId25">
+      <w:hyperlink r:id="rId23">
         <w:r>
           <w:rPr>
             <w:lang w:val="en_US" w:bidi="en_US"/>
@@ -23097,7 +23032,7 @@
         </w:rPr>
         <w:t xml:space="preserve"> to </w:t>
       </w:r>
-      <w:hyperlink r:id="rId26">
+      <w:hyperlink r:id="rId24">
         <w:r>
           <w:rPr>
             <w:lang w:val="en_US" w:bidi="en_US"/>
@@ -23859,7 +23794,7 @@
         </w:rPr>
         <w:t xml:space="preserve"> indicates the beginning of the fourth condition in a conditional sentence that extends from </w:t>
       </w:r>
-      <w:hyperlink r:id="rId25">
+      <w:hyperlink r:id="rId23">
         <w:r>
           <w:rPr>
             <w:lang w:val="en_US" w:bidi="en_US"/>
@@ -23877,7 +23812,7 @@
         </w:rPr>
         <w:t xml:space="preserve"> to </w:t>
       </w:r>
-      <w:hyperlink r:id="rId26">
+      <w:hyperlink r:id="rId24">
         <w:r>
           <w:rPr>
             <w:lang w:val="en_US" w:bidi="en_US"/>
@@ -24652,7 +24587,7 @@
         </w:rPr>
         <w:t xml:space="preserve"> with an adjective. See how you translated the plural form of this term in </w:t>
       </w:r>
-      <w:hyperlink r:id="rId27">
+      <w:hyperlink r:id="rId25">
         <w:r>
           <w:rPr>
             <w:lang w:val="en_US" w:bidi="en_US"/>
@@ -25753,7 +25688,7 @@
         </w:rPr>
         <w:t xml:space="preserve">This verse and the next verse are the end of a conditional sentence that extends from </w:t>
       </w:r>
-      <w:hyperlink r:id="rId25">
+      <w:hyperlink r:id="rId23">
         <w:r>
           <w:rPr>
             <w:lang w:val="en_US" w:bidi="en_US"/>
@@ -25771,7 +25706,7 @@
         </w:rPr>
         <w:t xml:space="preserve"> to </w:t>
       </w:r>
-      <w:hyperlink r:id="rId26">
+      <w:hyperlink r:id="rId24">
         <w:r>
           <w:rPr>
             <w:lang w:val="en_US" w:bidi="en_US"/>
@@ -25789,7 +25724,7 @@
         </w:rPr>
         <w:t xml:space="preserve">. Peter is giving the result of the previous conditions being true. If you have made </w:t>
       </w:r>
-      <w:hyperlink r:id="rId28">
+      <w:hyperlink r:id="rId26">
         <w:r>
           <w:rPr>
             <w:lang w:val="en_US" w:bidi="en_US"/>
@@ -25807,7 +25742,7 @@
         </w:rPr>
         <w:t xml:space="preserve"> into separate sentences, then you will need to indicate that </w:t>
       </w:r>
-      <w:hyperlink r:id="rId29">
+      <w:hyperlink r:id="rId27">
         <w:r>
           <w:rPr>
             <w:lang w:val="en_US" w:bidi="en_US"/>
@@ -27287,7 +27222,7 @@
         </w:rPr>
         <w:t xml:space="preserve"> marks the beginning of the second section of this chapter, which continues until the end of </w:t>
       </w:r>
-      <w:hyperlink r:id="rId30">
+      <w:hyperlink r:id="rId28">
         <w:r>
           <w:rPr>
             <w:lang w:val="en_US" w:bidi="en_US"/>
@@ -27605,7 +27540,7 @@
         </w:rPr>
         <w:t xml:space="preserve"> refers to the false teachers Peter introduced in </w:t>
       </w:r>
-      <w:hyperlink r:id="rId24">
+      <w:hyperlink r:id="rId22">
         <w:r>
           <w:rPr>
             <w:lang w:val="en_US" w:bidi="en_US"/>
@@ -28360,7 +28295,7 @@
         </w:rPr>
         <w:t xml:space="preserve"> refers to the false teachers introduced in </w:t>
       </w:r>
-      <w:hyperlink r:id="rId24">
+      <w:hyperlink r:id="rId22">
         <w:r>
           <w:rPr>
             <w:lang w:val="en_US" w:bidi="en_US"/>
@@ -29115,7 +29050,7 @@
         </w:rPr>
         <w:t xml:space="preserve"> could refer to: (1) the “glorious ones” of </w:t>
       </w:r>
-      <w:hyperlink r:id="rId26">
+      <w:hyperlink r:id="rId24">
         <w:r>
           <w:rPr>
             <w:lang w:val="en_US" w:bidi="en_US"/>
@@ -29237,7 +29172,7 @@
         </w:rPr>
         <w:t xml:space="preserve"> refer to the false teachers introduced in </w:t>
       </w:r>
-      <w:hyperlink r:id="rId24">
+      <w:hyperlink r:id="rId22">
         <w:r>
           <w:rPr>
             <w:lang w:val="en_US" w:bidi="en_US"/>
@@ -30925,7 +30860,7 @@
         </w:rPr>
         <w:t xml:space="preserve">This clause refers to the actions of the false teachers Peter introduced in </w:t>
       </w:r>
-      <w:hyperlink r:id="rId24">
+      <w:hyperlink r:id="rId22">
         <w:r>
           <w:rPr>
             <w:lang w:val="en_US" w:bidi="en_US"/>
@@ -31152,7 +31087,7 @@
         </w:rPr>
         <w:t xml:space="preserve">This clause refers to the actions of the false teachers Peter introduced in </w:t>
       </w:r>
-      <w:hyperlink r:id="rId24">
+      <w:hyperlink r:id="rId22">
         <w:r>
           <w:rPr>
             <w:lang w:val="en_US" w:bidi="en_US"/>
@@ -31921,7 +31856,7 @@
         </w:rPr>
         <w:t xml:space="preserve"> refers to the way of living life that is right and pleasing to the Lord. Peter may also be using it here to refer specifically to the Christian faith, similar to his use of “the way of truth” in </w:t>
       </w:r>
-      <w:hyperlink r:id="rId27">
+      <w:hyperlink r:id="rId25">
         <w:r>
           <w:rPr>
             <w:lang w:val="en_US" w:bidi="en_US"/>
@@ -33579,7 +33514,7 @@
         </w:rPr>
         <w:t xml:space="preserve"> refers to the false teachers introduced in </w:t>
       </w:r>
-      <w:hyperlink r:id="rId24">
+      <w:hyperlink r:id="rId22">
         <w:r>
           <w:rPr>
             <w:lang w:val="en_US" w:bidi="en_US"/>
@@ -34817,7 +34752,7 @@
         </w:rPr>
         <w:t xml:space="preserve"> refers to the false teachers introduced in </w:t>
       </w:r>
-      <w:hyperlink r:id="rId24">
+      <w:hyperlink r:id="rId22">
         <w:r>
           <w:rPr>
             <w:lang w:val="en_US" w:bidi="en_US"/>
@@ -35057,7 +34992,7 @@
         </w:rPr>
         <w:t xml:space="preserve"> refers to immoral sexual actions that demonstrate a lack of self-control. See how you translated this term in </w:t>
       </w:r>
-      <w:hyperlink r:id="rId27">
+      <w:hyperlink r:id="rId25">
         <w:r>
           <w:rPr>
             <w:lang w:val="en_US" w:bidi="en_US"/>
@@ -36334,7 +36269,7 @@
         </w:rPr>
         <w:t xml:space="preserve">Using a similar metaphor to that in </w:t>
       </w:r>
-      <w:hyperlink r:id="rId31">
+      <w:hyperlink r:id="rId29">
         <w:r>
           <w:rPr>
             <w:lang w:val="en_US" w:bidi="en_US"/>
@@ -36711,7 +36646,7 @@
         </w:rPr>
         <w:t xml:space="preserve"> with a verbal phrase. See how you translated similar phrases in </w:t>
       </w:r>
-      <w:hyperlink r:id="rId32">
+      <w:hyperlink r:id="rId30">
         <w:r>
           <w:rPr>
             <w:lang w:val="en_US" w:bidi="en_US"/>
@@ -37310,7 +37245,7 @@
         </w:rPr>
         <w:t xml:space="preserve"> refers to the false teachers introduced in </w:t>
       </w:r>
-      <w:hyperlink r:id="rId24">
+      <w:hyperlink r:id="rId22">
         <w:r>
           <w:rPr>
             <w:lang w:val="en_US" w:bidi="en_US"/>
@@ -37328,7 +37263,7 @@
         </w:rPr>
         <w:t xml:space="preserve"> and discussed in </w:t>
       </w:r>
-      <w:hyperlink r:id="rId33">
+      <w:hyperlink r:id="rId31">
         <w:r>
           <w:rPr>
             <w:lang w:val="en_US" w:bidi="en_US"/>
@@ -37705,7 +37640,7 @@
         </w:rPr>
         <w:t xml:space="preserve"> refers to the false teachers introduced in </w:t>
       </w:r>
-      <w:hyperlink r:id="rId24">
+      <w:hyperlink r:id="rId22">
         <w:r>
           <w:rPr>
             <w:lang w:val="en_US" w:bidi="en_US"/>
@@ -37958,7 +37893,7 @@
         </w:rPr>
         <w:t xml:space="preserve"> or path. This phrase refers to the way of living life that is right and pleasing to the Lord. Peter may also be using it here to refer specifically to the Christian faith, similar to his use of “the way of truth” in </w:t>
       </w:r>
-      <w:hyperlink r:id="rId27">
+      <w:hyperlink r:id="rId25">
         <w:r>
           <w:rPr>
             <w:lang w:val="en_US" w:bidi="en_US"/>
@@ -37976,7 +37911,7 @@
         </w:rPr>
         <w:t xml:space="preserve"> and “the straight way” in </w:t>
       </w:r>
-      <w:hyperlink r:id="rId34">
+      <w:hyperlink r:id="rId32">
         <w:r>
           <w:rPr>
             <w:lang w:val="en_US" w:bidi="en_US"/>
@@ -38764,7 +38699,7 @@
         </w:rPr>
         <w:t xml:space="preserve"> refers to the false teachers introduced in </w:t>
       </w:r>
-      <w:hyperlink r:id="rId24">
+      <w:hyperlink r:id="rId22">
         <w:r>
           <w:rPr>
             <w:lang w:val="en_US" w:bidi="en_US"/>
@@ -39468,7 +39403,7 @@
         </w:rPr>
         <w:t xml:space="preserve">, as if the minds of his readers are asleep, to refer to causing his readers to think about these things. If it would be helpful in your language, you could express this metaphor by translating this plainly. See how you translated this term in </w:t>
       </w:r>
-      <w:hyperlink r:id="rId35">
+      <w:hyperlink r:id="rId33">
         <w:r>
           <w:rPr>
             <w:lang w:val="en_US" w:bidi="en_US"/>
@@ -39597,7 +39532,7 @@
         </w:rPr>
         <w:t xml:space="preserve"> in this phrase with a verb. See how you translated this term in </w:t>
       </w:r>
-      <w:hyperlink r:id="rId35">
+      <w:hyperlink r:id="rId33">
         <w:r>
           <w:rPr>
             <w:lang w:val="en_US" w:bidi="en_US"/>
@@ -40144,7 +40079,7 @@
         </w:rPr>
         <w:t xml:space="preserve"> refers to the Old Testament prophets whom Peter also referred to in </w:t>
       </w:r>
-      <w:hyperlink r:id="rId36">
+      <w:hyperlink r:id="rId34">
         <w:r>
           <w:rPr>
             <w:lang w:val="en_US" w:bidi="en_US"/>
@@ -41017,7 +40952,7 @@
         </w:rPr>
         <w:t xml:space="preserve"> here to refer to the degree of importance. It does not to refer to order in time. See how you translated this in </w:t>
       </w:r>
-      <w:hyperlink r:id="rId37">
+      <w:hyperlink r:id="rId35">
         <w:r>
           <w:rPr>
             <w:lang w:val="en_US" w:bidi="en_US"/>
@@ -41113,7 +41048,7 @@
         </w:rPr>
         <w:t xml:space="preserve">Peter is using a statement to give an instruction. If it would be helpful in your language, you could indicate this by translating it as a command. If you do so, it might be helpful to start a new sentence here. See how you translated this in </w:t>
       </w:r>
-      <w:hyperlink r:id="rId37">
+      <w:hyperlink r:id="rId35">
         <w:r>
           <w:rPr>
             <w:lang w:val="en_US" w:bidi="en_US"/>
@@ -43768,7 +43703,7 @@
         </w:rPr>
         <w:t xml:space="preserve"> refers to “the word of God,” which Peter said in </w:t>
       </w:r>
-      <w:hyperlink r:id="rId38">
+      <w:hyperlink r:id="rId36">
         <w:r>
           <w:rPr>
             <w:lang w:val="en_US" w:bidi="en_US"/>
@@ -44823,7 +44758,7 @@
         </w:rPr>
         <w:t xml:space="preserve"> that Jesus will return. See how you translated it in </w:t>
       </w:r>
-      <w:hyperlink r:id="rId39">
+      <w:hyperlink r:id="rId37">
         <w:r>
           <w:rPr>
             <w:lang w:val="en_US" w:bidi="en_US"/>
@@ -44952,7 +44887,7 @@
         </w:rPr>
         <w:t xml:space="preserve"> refers to the “mockers” introduced in </w:t>
       </w:r>
-      <w:hyperlink r:id="rId40">
+      <w:hyperlink r:id="rId38">
         <w:r>
           <w:rPr>
             <w:lang w:val="en_US" w:bidi="en_US"/>
@@ -47332,7 +47267,7 @@
         </w:rPr>
         <w:t xml:space="preserve"> could refer to: (1) the basic elements that make up the natural universe. Alternate translation: “the components of nature will be destroyed by heat” (2) the heavenly bodies, such as the sun, moon, and stars. Alternate translation: “the heavenly bodies will be destroyed by heat” See how you translated this in </w:t>
       </w:r>
-      <w:hyperlink r:id="rId41">
+      <w:hyperlink r:id="rId39">
         <w:r>
           <w:rPr>
             <w:lang w:val="en_US" w:bidi="en_US"/>
@@ -47713,7 +47648,7 @@
         </w:rPr>
         <w:t xml:space="preserve"> could refer to: (1) God’s promise to create a new heavens and earth, as promised in Isaiah 65:17 and Isaiah 66:22. Alternate translation: “his promise of new heavens and a new earth” (2) the promise of Jesus’ second coming, as in </w:t>
       </w:r>
-      <w:hyperlink r:id="rId39">
+      <w:hyperlink r:id="rId37">
         <w:r>
           <w:rPr>
             <w:lang w:val="en_US" w:bidi="en_US"/>
@@ -48044,7 +47979,7 @@
         </w:rPr>
         <w:t xml:space="preserve"> to introduce a description of what his readers should do as a result of what he has just said. He is referring specifically to the discussion of the coming day of the Lord given in </w:t>
       </w:r>
-      <w:hyperlink r:id="rId42">
+      <w:hyperlink r:id="rId40">
         <w:r>
           <w:rPr>
             <w:lang w:val="en_US" w:bidi="en_US"/>
@@ -48173,7 +48108,7 @@
         </w:rPr>
         <w:t xml:space="preserve"> refers to those whom Peter is writing to, which can be extended to all believers. If it would be helpful in your language, you could express this explicitly. See how you translated this in </w:t>
       </w:r>
-      <w:hyperlink r:id="rId43">
+      <w:hyperlink r:id="rId41">
         <w:r>
           <w:rPr>
             <w:lang w:val="en_US" w:bidi="en_US"/>
@@ -48302,7 +48237,7 @@
         </w:rPr>
         <w:t xml:space="preserve"> refers back to the events related to the coming day of the Lord, which Peter described in </w:t>
       </w:r>
-      <w:hyperlink r:id="rId42">
+      <w:hyperlink r:id="rId40">
         <w:r>
           <w:rPr>
             <w:lang w:val="en_US" w:bidi="en_US"/>
@@ -48842,7 +48777,7 @@
         </w:rPr>
         <w:t xml:space="preserve">Because the Lord is patient, the day of judgment has not yet happened. This gives people an opportunity to repent and be saved, as Peter explained in </w:t>
       </w:r>
-      <w:hyperlink r:id="rId44">
+      <w:hyperlink r:id="rId42">
         <w:r>
           <w:rPr>
             <w:lang w:val="en_US" w:bidi="en_US"/>
@@ -49637,7 +49572,7 @@
         </w:rPr>
         <w:t xml:space="preserve"> could refer to: (1) the events related to the day of the Lord discussed in </w:t>
       </w:r>
-      <w:hyperlink r:id="rId42">
+      <w:hyperlink r:id="rId40">
         <w:r>
           <w:rPr>
             <w:lang w:val="en_US" w:bidi="en_US"/>
@@ -49655,7 +49590,7 @@
         </w:rPr>
         <w:t xml:space="preserve"> and called “these things” in </w:t>
       </w:r>
-      <w:hyperlink r:id="rId45">
+      <w:hyperlink r:id="rId43">
         <w:r>
           <w:rPr>
             <w:lang w:val="en_US" w:bidi="en_US"/>
@@ -49673,7 +49608,7 @@
         </w:rPr>
         <w:t xml:space="preserve">. Alternate translation: “these things that will happen on the day of the Lord” (2) the need to live godly lives and consider that God’s patience is for saving people, as discussed in </w:t>
       </w:r>
-      <w:hyperlink r:id="rId46">
+      <w:hyperlink r:id="rId44">
         <w:r>
           <w:rPr>
             <w:lang w:val="en_US" w:bidi="en_US"/>
@@ -50468,7 +50403,7 @@
         </w:rPr>
         <w:t xml:space="preserve"> refers to those whom Peter is writing to, which can be extended to all believers. If it would be helpful in your language, you could express this explicitly. See how you translated this in </w:t>
       </w:r>
-      <w:hyperlink r:id="rId43">
+      <w:hyperlink r:id="rId41">
         <w:r>
           <w:rPr>
             <w:lang w:val="en_US" w:bidi="en_US"/>
@@ -50486,7 +50421,7 @@
         </w:rPr>
         <w:t xml:space="preserve"> and </w:t>
       </w:r>
-      <w:hyperlink r:id="rId45">
+      <w:hyperlink r:id="rId43">
         <w:r>
           <w:rPr>
             <w:lang w:val="en_US" w:bidi="en_US"/>

--- a/eng/docx/61.content.docx
+++ b/eng/docx/61.content.docx
@@ -141,13 +141,6 @@
         <w:rPr>
           <w:lang w:val="en_US" w:bidi="en_US"/>
         </w:rPr>
-      </w:r>
-      <w:r>
-        <w:rPr>
-          <w:i/>
-          <w:lang w:val="en_US" w:bidi="en_US"/>
-        </w:rPr>
-        <w:t>2 Peter 1:1 (#1), 2 Peter 1:1 (#2), 2 Peter 1:1 (#3), 2 Peter 1:1 (#4), 2 Peter 1:1 (#5), 2 Peter 1:1 (#6), 2 Peter 1:1 (#7), 2 Peter 1:1 (#8), 2 Peter 1:1 (#9), 2 Peter 1:2 (#1), 2 Peter 1:2 (#2), 2 Peter 1:2 (#3), 2 Peter 1:2 (#4), 2 Peter 1:2 (#5), 2 Peter 1:2 (#6), 2 Peter 1:2 (#7), 2 Peter 1:2 (#8), 2 Peter 1:3 (#1), 2 Peter 1:3 (#2), 2 Peter 1:3 (#3), 2 Peter 1:3 (#4), 2 Peter 1:3 (#5), 2 Peter 1:3 (#6), 2 Peter 1:3 (#7), 2 Peter 1:3 (#8), 2 Peter 1:3 (#9), 2 Peter 1:3 (#10), 2 Peter 1:3 (#11), 2 Peter 1:3 (#12), 2 Peter 1:3 (#13), 2 Peter 1:3 (#14), 2 Peter 1:4 (#1), 2 Peter 1:4 (#2), 2 Peter 1:4 (#3), 2 Peter 1:4 (#4), 2 Peter 1:4 (#5), 2 Peter 1:4 (#6), 2 Peter 1:4 (#7), 2 Peter 1:4 (#8), 2 Peter 1:4 (#9), 2 Peter 1:4 (#10), 2 Peter 1:4 (#11), 2 Peter 1:4 (#12), 2 Peter 1:4 (#13), 2 Peter 1:5 (#1), 2 Peter 1:5 (#2), 2 Peter 1:5 (#3), 2 Peter 1:5 (#4), 2 Peter 1:5 (#5), 2 Peter 1:5 (#6), 2 Peter 1:5 (#7), 2 Peter 1:5 (#8), 2 Peter 1:6 (#1), 2 Peter 1:6 (#2), 2 Peter 1:6 (#3), 2 Peter 1:6 (#4), 2 Peter 1:6 (#5), 2 Peter 1:6 (#6), 2 Peter 1:6 (#7), 2 Peter 1:7 (#1), 2 Peter 1:7 (#2), 2 Peter 1:7 (#3), 2 Peter 1:7 (#4), 2 Peter 1:8 (#1), 2 Peter 1:8 (#2), 2 Peter 1:8 (#3), 2 Peter 1:8 (#4), 2 Peter 1:8 (#5), 2 Peter 1:8 (#6), 2 Peter 1:8 (#7), 2 Peter 1:9 (#1), 2 Peter 1:9 (#2), 2 Peter 1:9 (#3), 2 Peter 1:9 (#4), 2 Peter 1:9 (#5), 2 Peter 1:9 (#6), 2 Peter 1:9 (#7), 2 Peter 1:9 (#8), 2 Peter 1:10 (#1), 2 Peter 1:10 (#2), 2 Peter 1:10 (#3), 2 Peter 1:10 (#4), 2 Peter 1:10 (#5), 2 Peter 1:10 (#6), 2 Peter 1:10 (#7), 2 Peter 1:10 (#8), 2 Peter 1:11 (#1), 2 Peter 1:11 (#2), 2 Peter 1:11 (#3), 2 Peter 1:11 (#4), 2 Peter 1:12 (#1), 2 Peter 1:12 (#2), 2 Peter 1:12 (#3), 2 Peter 1:12 (#4), 2 Peter 1:12 (#5), 2 Peter 1:12 (#6), 2 Peter 1:12 (#7), 2 Peter 1:13 (#1), 2 Peter 1:13 (#2), 2 Peter 1:13 (#3), 2 Peter 1:13 (#4), 2 Peter 1:14 (#1), 2 Peter 1:14 (#2), 2 Peter 1:14 (#3), 2 Peter 1:14 (#4), 2 Peter 1:15 (#1), 2 Peter 1:15 (#2), 2 Peter 1:15 (#3), 2 Peter 1:15 (#4), 2 Peter 1:16 (#1), 2 Peter 1:16 (#2), 2 Peter 1:16 (#3), 2 Peter 1:16 (#4), 2 Peter 1:16 (#5), 2 Peter 1:16 (#6), 2 Peter 1:16 (#7), 2 Peter 1:16 (#8), 2 Peter 1:17 (#1), 2 Peter 1:17 (#2), 2 Peter 1:17 (#3), 2 Peter 1:17 (#4), 2 Peter 1:17 (#5), 2 Peter 1:17 (#6), 2 Peter 1:17 (#7), 2 Peter 1:17 (#8), 2 Peter 1:17 (#9), 2 Peter 1:18 (#1), 2 Peter 1:18 (#2), 2 Peter 1:18 (#3), 2 Peter 1:18 (#4), 2 Peter 1:18 (#5), 2 Peter 1:19 (#1), 2 Peter 1:19 (#2), 2 Peter 1:19 (#3), 2 Peter 1:19 (#4), 2 Peter 1:19 (#5), 2 Peter 1:19 (#6), 2 Peter 1:19 (#7), 2 Peter 1:19 (#8), 2 Peter 1:19 (#9), 2 Peter 1:19 (#10), 2 Peter 1:20 (#1), 2 Peter 1:20 (#2), 2 Peter 1:20 (#3), 2 Peter 1:20 (#4), 2 Peter 1:21 (#1), 2 Peter 1:21 (#2), 2 Peter 1:21 (#3), 2 Peter 1:21 (#4), 2 Peter 1:21 (#5), 2 Peter 1:21 (#6), 2 Peter 2:1 (#1), 2 Peter 2:1 (#2), 2 Peter 2:1 (#3), 2 Peter 2:1 (#4), 2 Peter 2:1 (#5), 2 Peter 2:1 (#6), 2 Peter 2:1 (#7), 2 Peter 2:1 (#8), 2 Peter 2:1 (#9), 2 Peter 2:1 (#10), 2 Peter 2:1 (#11), 2 Peter 2:2 (#1), 2 Peter 2:2 (#2), 2 Peter 2:2 (#3), 2 Peter 2:2 (#4), 2 Peter 2:2 (#5), 2 Peter 2:2 (#6), 2 Peter 2:2 (#7), 2 Peter 2:2 (#8), 2 Peter 2:2 (#9), 2 Peter 2:2 (#10), 2 Peter 2:3 (#1), 2 Peter 2:3 (#2), 2 Peter 2:3 (#3), 2 Peter 2:3 (#4), 2 Peter 2:3 (#5), 2 Peter 2:3 (#6), 2 Peter 2:3 (#7), 2 Peter 2:3 (#8), 2 Peter 2:3 (#9), 2 Peter 2:3 (#10), 2 Peter 2:3 (#11), 2 Peter 2:4 (#1), 2 Peter 2:4 (#2), 2 Peter 2:4 (#3), 2 Peter 2:4 (#4), 2 Peter 2:4 (#5), 2 Peter 2:4 (#6), 2 Peter 2:4 (#7), 2 Peter 2:4 (#8), 2 Peter 2:4 (#9), 2 Peter 2:4 (#10), 2 Peter 2:4 (#11), 2 Peter 2:4 (#12), 2 Peter 2:4 (#13), 2 Peter 2:5 (#1), 2 Peter 2:5 (#2), 2 Peter 2:5 (#3), 2 Peter 2:5 (#4), 2 Peter 2:5 (#5), 2 Peter 2:5 (#6), 2 Peter 2:5 (#7), 2 Peter 2:5 (#8), 2 Peter 2:5 (#9), 2 Peter 2:5 (#10), 2 Peter 2:6 (#1), 2 Peter 2:6 (#2), 2 Peter 2:6 (#3), 2 Peter 2:6 (#4), 2 Peter 2:6 (#5), 2 Peter 2:6 (#6), 2 Peter 2:6 (#7), 2 Peter 2:7 (#1), 2 Peter 2:7 (#2), 2 Peter 2:7 (#3), 2 Peter 2:7 (#4), 2 Peter 2:7 (#5), 2 Peter 2:7 (#6), 2 Peter 2:7 (#7), 2 Peter 2:7 (#8), 2 Peter 2:7 (#9), 2 Peter 2:8 (#1), 2 Peter 2:8 (#2), 2 Peter 2:8 (#3), 2 Peter 2:8 (#4), 2 Peter 2:8 (#5), 2 Peter 2:8 (#6), 2 Peter 2:8 (#7), 2 Peter 2:8 (#8), 2 Peter 2:9 (#1), 2 Peter 2:9 (#2), 2 Peter 2:9 (#3), 2 Peter 2:9 (#4), 2 Peter 2:9 (#5), 2 Peter 2:9 (#6), 2 Peter 2:9 (#7), 2 Peter 2:10 (#1), 2 Peter 2:10 (#2), 2 Peter 2:10 (#3), 2 Peter 2:10 (#4), 2 Peter 2:10 (#5), 2 Peter 2:10 (#6), 2 Peter 2:10 (#7), 2 Peter 2:10 (#8), 2 Peter 2:10 (#9), 2 Peter 2:10 (#10), 2 Peter 2:10 (#11), 2 Peter 2:10 (#12), 2 Peter 2:10 (#13), 2 Peter 2:11 (#1), 2 Peter 2:11 (#2), 2 Peter 2:11 (#3), 2 Peter 2:11 (#4), 2 Peter 2:12 (#1), 2 Peter 2:12 (#2), 2 Peter 2:12 (#3), 2 Peter 2:12 (#4), 2 Peter 2:12 (#5), 2 Peter 2:12 (#6), 2 Peter 2:12 (#7), 2 Peter 2:12 (#8), 2 Peter 2:12 (#9), 2 Peter 2:12 (#10), 2 Peter 2:12 (#11), 2 Peter 2:12 (#12), 2 Peter 2:12 (#13), 2 Peter 2:13 (#1), 2 Peter 2:13 (#2), 2 Peter 2:13 (#3), 2 Peter 2:13 (#4), 2 Peter 2:13 (#5), 2 Peter 2:13 (#6), 2 Peter 2:13 (#7), 2 Peter 2:13 (#8), 2 Peter 2:13 (#9), 2 Peter 2:14 (#1), 2 Peter 2:14 (#2), 2 Peter 2:14 (#3), 2 Peter 2:14 (#4), 2 Peter 2:14 (#5), 2 Peter 2:14 (#6), 2 Peter 2:14 (#7), 2 Peter 2:14 (#8), 2 Peter 2:14 (#9), 2 Peter 2:14 (#10), 2 Peter 2:15 (#1), 2 Peter 2:15 (#2), 2 Peter 2:15 (#3), 2 Peter 2:15 (#4), 2 Peter 2:15 (#5), 2 Peter 2:15 (#6), 2 Peter 2:15 (#7), 2 Peter 2:15 (#8), 2 Peter 2:15 (#9), 2 Peter 2:15 (#10), 2 Peter 2:15 (#11), 2 Peter 2:16 (#1), 2 Peter 2:16 (#2), 2 Peter 2:16 (#3), 2 Peter 2:16 (#4), 2 Peter 2:16 (#5), 2 Peter 2:17 (#1), 2 Peter 2:17 (#2), 2 Peter 2:17 (#3), 2 Peter 2:17 (#4), 2 Peter 2:17 (#5), 2 Peter 2:17 (#6), 2 Peter 2:17 (#7), 2 Peter 2:18 (#1), 2 Peter 2:18 (#2), 2 Peter 2:18 (#3), 2 Peter 2:18 (#4), 2 Peter 2:18 (#5), 2 Peter 2:18 (#6), 2 Peter 2:18 (#7), 2 Peter 2:18 (#8), 2 Peter 2:19 (#1), 2 Peter 2:19 (#2), 2 Peter 2:19 (#3), 2 Peter 2:19 (#4), 2 Peter 2:19 (#5), 2 Peter 2:19 (#6), 2 Peter 2:19 (#7), 2 Peter 2:19 (#8), 2 Peter 2:20 (#1), 2 Peter 2:20 (#2), 2 Peter 2:20 (#3), 2 Peter 2:20 (#4), 2 Peter 2:20 (#5), 2 Peter 2:20 (#6), 2 Peter 2:20 (#7), 2 Peter 2:20 (#8), 2 Peter 2:20 (#9), 2 Peter 2:20 (#10), 2 Peter 2:20 (#11), 2 Peter 2:20 (#12), 2 Peter 2:21 (#1), 2 Peter 2:21 (#2), 2 Peter 2:21 (#3), 2 Peter 2:21 (#4), 2 Peter 2:21 (#5), 2 Peter 2:21 (#6), 2 Peter 2:21 (#7), 2 Peter 2:21 (#8), 2 Peter 2:21 (#9), 2 Peter 2:22 (#1), 2 Peter 2:22 (#2), 2 Peter 2:22 (#3), 2 Peter 2:22 (#4), 2 Peter 2:22 (#5), 2 Peter 3:1 (#1), 2 Peter 3:1 (#2), 2 Peter 3:1 (#3), 2 Peter 3:1 (#4), 2 Peter 3:1 (#5), 2 Peter 3:2 (#1), 2 Peter 3:2 (#2), 2 Peter 3:2 (#3), 2 Peter 3:2 (#4), 2 Peter 3:2 (#5), 2 Peter 3:2 (#6), 2 Peter 3:2 (#7), 2 Peter 3:2 (#8), 2 Peter 3:2 (#9), 2 Peter 3:2 (#10), 2 Peter 3:2 (#11), 2 Peter 3:3 (#1), 2 Peter 3:3 (#2), 2 Peter 3:3 (#3), 2 Peter 3:3 (#4), 2 Peter 3:3 (#5), 2 Peter 3:4 (#1), 2 Peter 3:4 (#2), 2 Peter 3:4 (#3), 2 Peter 3:4 (#4), 2 Peter 3:4 (#5), 2 Peter 3:4 (#6), 2 Peter 3:4 (#7), 2 Peter 3:4 (#8), 2 Peter 3:4 (#9), 2 Peter 3:4 (#10), 2 Peter 3:5 (#1), 2 Peter 3:5 (#2), 2 Peter 3:5 (#3), 2 Peter 3:5 (#4), 2 Peter 3:5 (#5), 2 Peter 3:6 (#1), 2 Peter 3:6 (#2), 2 Peter 3:6 (#3), 2 Peter 3:6 (#4), 2 Peter 3:7 (#1), 2 Peter 3:7 (#2), 2 Peter 3:7 (#3), 2 Peter 3:7 (#4), 2 Peter 3:7 (#5), 2 Peter 3:7 (#6), 2 Peter 3:7 (#7), 2 Peter 3:7 (#8), 2 Peter 3:7 (#9), 2 Peter 3:8 (#1), 2 Peter 3:8 (#2), 2 Peter 3:8 (#3), 2 Peter 3:9 (#1), 2 Peter 3:9 (#2), 2 Peter 3:9 (#3), 2 Peter 3:9 (#4), 2 Peter 3:9 (#5), 2 Peter 3:9 (#6), 2 Peter 3:10 (#1), 2 Peter 3:10 (#2), 2 Peter 3:10 (#3), 2 Peter 3:10 (#4), 2 Peter 3:10 (#5), 2 Peter 3:10 (#6), 2 Peter 3:10 (#7), 2 Peter 3:10 (#8), 2 Peter 3:10 (#9), 2 Peter 3:11 (#1), 2 Peter 3:11 (#2), 2 Peter 3:11 (#3), 2 Peter 3:11 (#4), 2 Peter 3:11 (#5), 2 Peter 3:12 (#1), 2 Peter 3:12 (#2), 2 Peter 3:12 (#3), 2 Peter 3:12 (#4), 2 Peter 3:12 (#5), 2 Peter 3:12 (#6), 2 Peter 3:13 (#1), 2 Peter 3:13 (#2), 2 Peter 3:13 (#3), 2 Peter 3:13 (#4), 2 Peter 3:13 (#5), 2 Peter 3:14 (#1), 2 Peter 3:14 (#2), 2 Peter 3:14 (#3), 2 Peter 3:14 (#4), 2 Peter 3:14 (#5), 2 Peter 3:14 (#6), 2 Peter 3:14 (#7), 2 Peter 3:15 (#1), 2 Peter 3:15 (#2), 2 Peter 3:15 (#3), 2 Peter 3:15 (#4), 2 Peter 3:15 (#5), 2 Peter 3:15 (#6), 2 Peter 3:16 (#1), 2 Peter 3:16 (#2), 2 Peter 3:16 (#3), 2 Peter 3:16 (#4), 2 Peter 3:16 (#5), 2 Peter 3:16 (#6), 2 Peter 3:16 (#7), 2 Peter 3:17 (#1), 2 Peter 3:17 (#2), 2 Peter 3:17 (#3), 2 Peter 3:17 (#4), 2 Peter 3:17 (#5), 2 Peter 3:17 (#6), 2 Peter 3:17 (#7), 2 Peter 3:17 (#8), 2 Peter 3:17 (#9), 2 Peter 3:18 (#1), 2 Peter 3:18 (#2), 2 Peter 3:18 (#3), 2 Peter 3:18 (#4), 2 Peter 3:18 (#5), 2 Peter 3:18 (#6), 2 Peter 3:18 (#7)</w:t>
       </w:r>
       <w:r>
         <w:rPr>

--- a/eng/docx/61.content.docx
+++ b/eng/docx/61.content.docx
@@ -128,19 +128,6 @@
           <w:lang w:val="en_US" w:bidi="en_US"/>
         </w:rPr>
         <w:t>2PE</w:t>
-      </w:r>
-      <w:r>
-        <w:rPr>
-          <w:lang w:val="en_US" w:bidi="en_US"/>
-        </w:rPr>
-      </w:r>
-    </w:p>
-    <w:p>
-      <w:pPr/>
-      <w:r>
-        <w:rPr>
-          <w:lang w:val="en_US" w:bidi="en_US"/>
-        </w:rPr>
       </w:r>
       <w:r>
         <w:rPr>

--- a/eng/docx/61.content.docx
+++ b/eng/docx/61.content.docx
@@ -19,7 +19,7 @@
         <w:rPr>
           <w:lang w:val="en_US" w:bidi="en_US"/>
         </w:rPr>
-        <w:t>Resource: Translation Notes (unfoldingWord)</w:t>
+        <w:t>Resource: unfoldingWord® Translation Notes</w:t>
       </w:r>
       <w:r>
         <w:rPr>
@@ -90,7 +90,7 @@
         <w:rPr>
           <w:lang w:val="en_US" w:bidi="en_US"/>
         </w:rPr>
-        <w:t>Translation Notes (unfoldingWord)</w:t>
+        <w:t>unfoldingWord® Translation Notes</w:t>
       </w:r>
     </w:p>
     <w:p>

--- a/eng/docx/61.content.docx
+++ b/eng/docx/61.content.docx
@@ -4000,7 +4000,7 @@
           <w:b/>
           <w:lang w:val="en_US" w:bidi="en_US"/>
         </w:rPr>
-        <w:t>τὰ τίμια καὶ μέγιστα ἡμῖν ἐπαγγέλματα δεδώρηται,</w:t>
+        <w:t>τὰ τίμια καὶ μέγιστα ἡμῖν ἐπαγγέλματα δεδώρηται</w:t>
       </w:r>
     </w:p>
     <w:p>
@@ -6382,7 +6382,7 @@
           <w:b/>
           <w:lang w:val="en_US" w:bidi="en_US"/>
         </w:rPr>
-        <w:t>ἐν δὲ τῇ ὑπομονῇ τὴν εὐσέβειαν,</w:t>
+        <w:t>ἐν δὲ τῇ ὑπομονῇ τὴν εὐσέβειαν</w:t>
       </w:r>
     </w:p>
     <w:p>
@@ -8738,7 +8738,7 @@
           <w:b/>
           <w:lang w:val="en_US" w:bidi="en_US"/>
         </w:rPr>
-        <w:t>τοῦ καθαρισμοῦ τῶν πάλαι αὐτοῦ ἁμαρτιῶν.</w:t>
+        <w:t>τοῦ καθαρισμοῦ τῶν πάλαι αὐτοῦ ἁμαρτιῶν</w:t>
       </w:r>
     </w:p>
     <w:p>
@@ -17277,7 +17277,7 @@
           <w:b/>
           <w:lang w:val="en_US" w:bidi="en_US"/>
         </w:rPr>
-        <w:t>αἱρέσεις ἀπωλείας,</w:t>
+        <w:t>αἱρέσεις ἀπωλείας</w:t>
       </w:r>
     </w:p>
     <w:p>
@@ -32352,7 +32352,7 @@
           <w:b/>
           <w:lang w:val="en_US" w:bidi="en_US"/>
         </w:rPr>
-        <w:t>Βαλαὰμ &amp; Βοσὸρ</w:t>
+        <w:t>τοῦ Βαλαὰμ τοῦ Βοσὸρ</w:t>
       </w:r>
     </w:p>
     <w:p>
@@ -35461,7 +35461,7 @@
           <w:b/>
           <w:lang w:val="en_US" w:bidi="en_US"/>
         </w:rPr>
-        <w:t>αὐτοὶ δοῦλοι ὑπάρχοντες τῆς φθορᾶς;</w:t>
+        <w:t>αὐτοὶ δοῦλοι ὑπάρχοντες τῆς φθορᾶς</w:t>
       </w:r>
     </w:p>
     <w:p>
@@ -41544,7 +41544,7 @@
           <w:b/>
           <w:lang w:val="en_US" w:bidi="en_US"/>
         </w:rPr>
-        <w:t>ποῦ ἐστιν ἡ ἐπαγγελία τῆς παρουσίας αὐτοῦ?</w:t>
+        <w:t>ποῦ ἐστιν ἡ ἐπαγγελία τῆς παρουσίας αὐτοῦ</w:t>
       </w:r>
     </w:p>
     <w:p>
@@ -41642,7 +41642,7 @@
           <w:b/>
           <w:lang w:val="en_US" w:bidi="en_US"/>
         </w:rPr>
-        <w:t>ποῦ ἐστιν ἡ ἐπαγγελία τῆς παρουσίας αὐτοῦ?</w:t>
+        <w:t>ποῦ ἐστιν ἡ ἐπαγγελία τῆς παρουσίας αὐτοῦ</w:t>
       </w:r>
     </w:p>
     <w:p>
@@ -46629,7 +46629,7 @@
           <w:b/>
           <w:lang w:val="en_US" w:bidi="en_US"/>
         </w:rPr>
-        <w:t>ποταποὺς δεῖ ὑπάρχειν ὑμᾶς?</w:t>
+        <w:t>ποταποὺς δεῖ ὑπάρχειν ὑμᾶς</w:t>
       </w:r>
     </w:p>
     <w:p>
